--- a/landing/src/content/docs/customize/models.md.docx
+++ b/landing/src/content/docs/customize/models.md.docx
@@ -85,6 +85,7 @@
           <w:numId w:val="2"/>
         </w:numPr>
         <w:ind w:left="720" w:hanging="360"/>
+        <w:rPr/>
       </w:pPr>
       <w:r>
         <w:rPr>
@@ -100,6 +101,7 @@
           <w:numId w:val="2"/>
         </w:numPr>
         <w:ind w:left="720" w:hanging="360"/>
+        <w:rPr/>
       </w:pPr>
       <w:r>
         <w:rPr>
@@ -115,6 +117,7 @@
           <w:numId w:val="2"/>
         </w:numPr>
         <w:ind w:left="720" w:hanging="360"/>
+        <w:rPr/>
       </w:pPr>
       <w:r>
         <w:rPr>
@@ -130,6 +133,7 @@
           <w:numId w:val="2"/>
         </w:numPr>
         <w:ind w:left="720" w:hanging="360"/>
+        <w:rPr/>
       </w:pPr>
       <w:r>
         <w:rPr>
@@ -145,6 +149,7 @@
           <w:numId w:val="2"/>
         </w:numPr>
         <w:ind w:left="720" w:hanging="360"/>
+        <w:rPr/>
       </w:pPr>
       <w:r>
         <w:rPr>
@@ -160,6 +165,7 @@
           <w:numId w:val="2"/>
         </w:numPr>
         <w:ind w:left="720" w:hanging="360"/>
+        <w:rPr/>
       </w:pPr>
       <w:r>
         <w:rPr>
@@ -175,6 +181,7 @@
           <w:numId w:val="2"/>
         </w:numPr>
         <w:ind w:left="720" w:hanging="360"/>
+        <w:rPr/>
       </w:pPr>
       <w:r>
         <w:rPr>
@@ -264,7 +271,7 @@
         <w:pStyle w:val="Heading2"/>
         <w:rPr/>
       </w:pPr>
-      <w:bookmarkStart w:colFirst="0" w:colLast="0" w:name="_r1fdaqj61kjd" w:id="0"/>
+      <w:bookmarkStart w:colFirst="0" w:colLast="0" w:name="_j831va6nmu96" w:id="0"/>
       <w:bookmarkEnd w:id="0"/>
       <w:r>
         <w:rPr>
@@ -280,6 +287,7 @@
           <w:numId w:val="1"/>
         </w:numPr>
         <w:ind w:left="720" w:hanging="360"/>
+        <w:rPr/>
       </w:pPr>
       <w:r>
         <w:rPr>
@@ -310,6 +318,7 @@
           <w:numId w:val="1"/>
         </w:numPr>
         <w:ind w:left="720" w:hanging="360"/>
+        <w:rPr/>
       </w:pPr>
       <w:r>
         <w:rPr>
@@ -325,6 +334,7 @@
           <w:numId w:val="1"/>
         </w:numPr>
         <w:ind w:left="720" w:hanging="360"/>
+        <w:rPr/>
       </w:pPr>
       <w:r>
         <w:rPr>
@@ -340,6 +350,7 @@
           <w:numId w:val="1"/>
         </w:numPr>
         <w:ind w:left="720" w:hanging="360"/>
+        <w:rPr/>
       </w:pPr>
       <w:r>
         <w:rPr>
@@ -403,7 +414,7 @@
         <w:pStyle w:val="Heading2"/>
         <w:rPr/>
       </w:pPr>
-      <w:bookmarkStart w:colFirst="0" w:colLast="0" w:name="_kz1cxsfisqkb" w:id="1"/>
+      <w:bookmarkStart w:colFirst="0" w:colLast="0" w:name="_umgzovy90hsv" w:id="1"/>
       <w:bookmarkEnd w:id="1"/>
       <w:r>
         <w:rPr>
@@ -455,6 +466,7 @@
           <w:numId w:val="3"/>
         </w:numPr>
         <w:ind w:left="720" w:hanging="360"/>
+        <w:rPr/>
       </w:pPr>
       <w:r>
         <w:rPr>
@@ -470,6 +482,7 @@
           <w:numId w:val="3"/>
         </w:numPr>
         <w:ind w:left="720" w:hanging="360"/>
+        <w:rPr/>
       </w:pPr>
       <w:r>
         <w:rPr>
@@ -485,6 +498,7 @@
           <w:numId w:val="3"/>
         </w:numPr>
         <w:ind w:left="720" w:hanging="360"/>
+        <w:rPr/>
       </w:pPr>
       <w:r>
         <w:rPr>
@@ -500,6 +514,7 @@
           <w:numId w:val="3"/>
         </w:numPr>
         <w:ind w:left="720" w:hanging="360"/>
+        <w:rPr/>
       </w:pPr>
       <w:r>
         <w:rPr>
@@ -515,6 +530,7 @@
           <w:numId w:val="3"/>
         </w:numPr>
         <w:ind w:left="720" w:hanging="360"/>
+        <w:rPr/>
       </w:pPr>
       <w:r>
         <w:rPr>
@@ -530,6 +546,7 @@
           <w:numId w:val="3"/>
         </w:numPr>
         <w:ind w:left="720" w:hanging="360"/>
+        <w:rPr/>
       </w:pPr>
       <w:r>
         <w:rPr>
@@ -545,6 +562,7 @@
           <w:numId w:val="3"/>
         </w:numPr>
         <w:ind w:left="720" w:hanging="360"/>
+        <w:rPr/>
       </w:pPr>
       <w:r>
         <w:rPr>
@@ -560,6 +578,7 @@
           <w:numId w:val="3"/>
         </w:numPr>
         <w:ind w:left="720" w:hanging="360"/>
+        <w:rPr/>
       </w:pPr>
       <w:r>
         <w:rPr>
@@ -609,7 +628,7 @@
         <w:pStyle w:val="Heading2"/>
         <w:rPr/>
       </w:pPr>
-      <w:bookmarkStart w:colFirst="0" w:colLast="0" w:name="_ambqbl1fdhsk" w:id="2"/>
+      <w:bookmarkStart w:colFirst="0" w:colLast="0" w:name="_hilrgcqd486j" w:id="2"/>
       <w:bookmarkEnd w:id="2"/>
       <w:r>
         <w:rPr>
@@ -699,7 +718,7 @@
         <w:pStyle w:val="Heading2"/>
         <w:rPr/>
       </w:pPr>
-      <w:bookmarkStart w:colFirst="0" w:colLast="0" w:name="_vbl3499ejw8a" w:id="3"/>
+      <w:bookmarkStart w:colFirst="0" w:colLast="0" w:name="_di48c2250by9" w:id="3"/>
       <w:bookmarkEnd w:id="3"/>
       <w:r>
         <w:rPr>
@@ -780,7 +799,7 @@
         <w:pStyle w:val="Heading2"/>
         <w:rPr/>
       </w:pPr>
-      <w:bookmarkStart w:colFirst="0" w:colLast="0" w:name="_xr0swv2xxn0g" w:id="4"/>
+      <w:bookmarkStart w:colFirst="0" w:colLast="0" w:name="_ie1tgufo3jgn" w:id="4"/>
       <w:bookmarkEnd w:id="4"/>
       <w:r>
         <w:rPr>
